--- a/Session5/bt2.docx
+++ b/Session5/bt2.docx
@@ -11,11 +11,15 @@
         <w:suppressLineNumbers w:val="0"/>
         <w:rPr>
           <w:rFonts w:hint="default" w:ascii="Times New Roman" w:hAnsi="Times New Roman" w:cs="Times New Roman"/>
-        </w:rPr>
-      </w:pPr>
-      <w:r>
-        <w:rPr>
-          <w:rFonts w:hint="default" w:ascii="Times New Roman" w:hAnsi="Times New Roman" w:cs="Times New Roman"/>
+          <w:sz w:val="28"/>
+          <w:szCs w:val="28"/>
+        </w:rPr>
+      </w:pPr>
+      <w:r>
+        <w:rPr>
+          <w:rFonts w:hint="default" w:ascii="Times New Roman" w:hAnsi="Times New Roman" w:cs="Times New Roman"/>
+          <w:sz w:val="28"/>
+          <w:szCs w:val="28"/>
         </w:rPr>
         <w:t>PHẦN 1 - PHÂN TÍCH LỖI SAI AS-IS</w:t>
       </w:r>
@@ -71,15 +75,7 @@
         <w:rPr>
           <w:rFonts w:hint="default" w:ascii="Times New Roman" w:hAnsi="Times New Roman" w:cs="Times New Roman"/>
         </w:rPr>
-        <w:t>Theo quy tắc nghiệp vụ, hệ thống phải kiểm tra và xác minh mã QR trước. Chỉ khi mã QR</w:t>
-      </w:r>
-      <w:bookmarkStart w:id="0" w:name="_GoBack"/>
-      <w:bookmarkEnd w:id="0"/>
-      <w:r>
-        <w:rPr>
-          <w:rFonts w:hint="default" w:ascii="Times New Roman" w:hAnsi="Times New Roman" w:cs="Times New Roman"/>
-        </w:rPr>
-        <w:t xml:space="preserve"> hợp lệ mới được phép gọi API trừ tiền.</w:t>
+        <w:t>Theo quy tắc nghiệp vụ, hệ thống phải kiểm tra và xác minh mã QR trước. Chỉ khi mã QR hợp lệ mới được phép gọi API trừ tiền.</w:t>
       </w:r>
     </w:p>
     <w:p>
@@ -176,8 +172,81 @@
       <w:pPr>
         <w:rPr>
           <w:rFonts w:hint="default" w:ascii="Times New Roman" w:hAnsi="Times New Roman" w:cs="Times New Roman"/>
-        </w:rPr>
-      </w:pPr>
+          <w:b/>
+          <w:bCs/>
+          <w:sz w:val="28"/>
+          <w:szCs w:val="28"/>
+          <w:lang w:val="en-US"/>
+        </w:rPr>
+      </w:pPr>
+      <w:r>
+        <w:rPr>
+          <w:rFonts w:hint="default" w:ascii="Times New Roman" w:hAnsi="Times New Roman" w:cs="Times New Roman"/>
+          <w:b/>
+          <w:bCs/>
+          <w:sz w:val="28"/>
+          <w:szCs w:val="28"/>
+          <w:lang w:val="en-US"/>
+        </w:rPr>
+        <w:t>Phần 2 - Sơ đồ</w:t>
+      </w:r>
+    </w:p>
+    <w:p>
+      <w:pPr>
+        <w:rPr>
+          <w:rFonts w:hint="default" w:ascii="Times New Roman" w:hAnsi="Times New Roman" w:cs="Times New Roman"/>
+          <w:b/>
+          <w:bCs/>
+          <w:sz w:val="28"/>
+          <w:szCs w:val="28"/>
+          <w:lang w:val="en-US"/>
+        </w:rPr>
+      </w:pPr>
+      <w:r>
+        <w:drawing>
+          <wp:inline distT="0" distB="0" distL="114300" distR="114300">
+            <wp:extent cx="5266690" cy="3507740"/>
+            <wp:effectExtent l="0" t="0" r="6350" b="12700"/>
+            <wp:docPr id="1" name="Picture 2"/>
+            <wp:cNvGraphicFramePr>
+              <a:graphicFrameLocks xmlns:a="http://schemas.openxmlformats.org/drawingml/2006/main" noChangeAspect="1"/>
+            </wp:cNvGraphicFramePr>
+            <a:graphic xmlns:a="http://schemas.openxmlformats.org/drawingml/2006/main">
+              <a:graphicData uri="http://schemas.openxmlformats.org/drawingml/2006/picture">
+                <pic:pic xmlns:pic="http://schemas.openxmlformats.org/drawingml/2006/picture">
+                  <pic:nvPicPr>
+                    <pic:cNvPr id="1" name="Picture 2"/>
+                    <pic:cNvPicPr>
+                      <a:picLocks noChangeAspect="1"/>
+                    </pic:cNvPicPr>
+                  </pic:nvPicPr>
+                  <pic:blipFill>
+                    <a:blip r:embed="rId4"/>
+                    <a:stretch>
+                      <a:fillRect/>
+                    </a:stretch>
+                  </pic:blipFill>
+                  <pic:spPr>
+                    <a:xfrm>
+                      <a:off x="0" y="0"/>
+                      <a:ext cx="5266690" cy="3507740"/>
+                    </a:xfrm>
+                    <a:prstGeom prst="rect">
+                      <a:avLst/>
+                    </a:prstGeom>
+                    <a:noFill/>
+                    <a:ln>
+                      <a:noFill/>
+                    </a:ln>
+                  </pic:spPr>
+                </pic:pic>
+              </a:graphicData>
+            </a:graphic>
+          </wp:inline>
+        </w:drawing>
+      </w:r>
+      <w:bookmarkStart w:id="0" w:name="_GoBack"/>
+      <w:bookmarkEnd w:id="0"/>
     </w:p>
     <w:sectPr>
       <w:pgSz w:w="11906" w:h="16838"/>
